--- a/por/docx/27.content.docx
+++ b/por/docx/27.content.docx
@@ -11,6 +11,15 @@
         <w:pStyle w:val="Heading2"/>
       </w:pPr>
       <w:r>
+        <w:t>Resource: Notas de Estudo (Tyndale)</w:t>
+      </w:r>
+      <w:r/>
+    </w:p>
+    <w:p>
+      <w:pPr>
+        <w:pStyle w:val="Heading2"/>
+      </w:pPr>
+      <w:r>
         <w:t>License Information</w:t>
       </w:r>
       <w:r/>
@@ -21,7 +30,7 @@
         <w:rPr>
           <w:b/>
         </w:rPr>
-        <w:t>Study Notes (Tyndale)</w:t>
+        <w:t>Notas de Estudo (Tyndale)</w:t>
       </w:r>
       <w:r>
         <w:t xml:space="preserve"> (Portuguese) is based on</w:t>
@@ -74,7 +83,7 @@
         <w:pStyle w:val="Heading1"/>
       </w:pPr>
       <w:r>
-        <w:t>Study Notes (Tyndale)</w:t>
+        <w:t>Notas de Estudo (Tyndale)</w:t>
       </w:r>
     </w:p>
     <w:p>
@@ -83,6 +92,51 @@
           <w:headerReference w:type="even" r:id="rId8"/>
           <w:headerReference w:type="default" r:id="rId9"/>
           <w:footerReference w:type="default" r:id="rId10"/>
+          <w:footnotePr>
+            <w:numRestart w:val="eachSect"/>
+          </w:footnotePr>
+          <w:type w:val="continuous"/>
+          <w:pgSz w:w="12240" w:h="15840" w:code="1"/>
+          <w:pgMar w:top="1440" w:right="1440" w:bottom="1440" w:left="1440" w:header="504" w:footer="504" w:gutter="0"/>
+          <w:cols w:space="708"/>
+          <w:titlePg/>
+          <w:docGrid w:linePitch="360"/>
+        </w:sectPr>
+      </w:pPr>
+    </w:p>
+    <w:p>
+      <w:r/>
+    </w:p>
+    <w:p>
+      <w:pPr>
+        <w:pStyle w:val="Heading2"/>
+      </w:pPr>
+      <w:r>
+        <w:t>DAN</w:t>
+      </w:r>
+      <w:r/>
+    </w:p>
+    <w:p>
+      <w:r/>
+      <w:r>
+        <w:rPr>
+          <w:i/>
+        </w:rPr>
+        <w:t>Daniel 1.1, Daniel 1.1–2, Daniel 1.1–21, Daniel 1.1–6.28, Daniel 1.2, Daniel 1.3, Daniel 1.3–7, Daniel 1.4, Daniel 1.5, Daniel 1.6–7, Daniel 1.8, Daniel 1.8–14, Daniel 1.9, Daniel 1.10, Daniel 1.11–13, Daniel 1.12, Daniel 1.13–14, Daniel 1.15–21, Daniel 1.17, Daniel 1.19, Daniel 1.20, Daniel 1.21, Daniel 2.1, Daniel 2.1–3, Daniel 2.1–49, Daniel 2.1–6.28, Daniel 2.2, Daniel 2.3, Daniel 2.4, Daniel 2.9, Daniel 2.10–11, Daniel 2.12, Daniel 2.16, Daniel 2.17–23, Daniel 2.18, Daniel 2.20–23, Daniel 2.21, Daniel 2.24, Daniel 2.25, Daniel 2.26, Daniel 2.27–28, Daniel 2.28, Daniel 2.29–30, Daniel 2.31–33, Daniel 2.32–33, Daniel 2:34, Daniel 2.35, Daniel 2.36–38, Daniel 2.39, Daniel 2.41–42, Daniel 2.43, Daniel 2.44, Daniel 2.45, Daniel 2.46, Daniel 2.47, Daniel 2.48, Daniel 2.49, Daniel 3.1, Daniel 3.1–30, Daniel 3.2, Daniel 3.5, Daniel 3.7, Daniel 3.11, Daniel 3.12, Daniel 3.13, Daniel 3.14, Daniel 3.15, Daniel 3.16–18, Daniel 3.23, Daniel 3.25, Daniel 3.26, Daniel 3.28, Daniel 3.30, Daniel 4.1–37, Daniel 4.4, Daniel 4.5, Daniel 4.7, Daniel 4.8–9, Daniel 4.11, Daniel 4.13, Daniel 4.14–17, Daniel 4.16, Daniel 4.17, Daniel 4.22, Daniel 4.23, Daniel 4.25–26, Daniel 4.27, Daniel 4.28–33, Daniel 4.30, Daniel 4.32, Daniel 4.33, Daniel 4.34–37, Daniel 4.35, Daniel 4.37, Daniel 5.1, Daniel 5.1–30, Daniel 5.2–4, Daniel 5.5–6, Daniel 5.7, Daniel 5.8, Daniel 5.10, Daniel 5.11–12, Daniel 5.15, Daniel 5.17, Daniel 5.18–21, Daniel 5.20, Daniel 5.21, Daniel 5.25–28, Daniel 5.26, Daniel 5.27, Daniel 5.28, Daniel 5.29, Daniel 5.30, Daniel 5.31, Daniel 6.1–28, Daniel 6.2, Daniel 6.3, Daniel 6.3–5, Daniel 6.5, Daniel 6.7, Daniel 6.8, Daniel 6.10–11, Daniel 6.14, Daniel 6.16, Daniel 6.17, Daniel 6.18, Daniel 6.19, Daniel 6.20, Daniel 6.21–22, Daniel 6.25–27, Daniel 6.27, Daniel 6.28, Daniel 7.1, Daniel 7.1–28, Daniel 7.1–12.13, Daniel 7.2, Daniel 7.3–7, Daniel 7.4, Daniel 7.5, Daniel 7.6, Daniel 7.7, Daniel 7.8, Daniel 7.9–10, Daniel 7.10, Daniel 7.11, Daniel 7.12, Daniel 7.13, Daniel 7.13–14, Daniel 7.14, Daniel 7.15–16, Daniel 7.17, Daniel 7.18, Daniel 7.19–28, Daniel 7.21, Daniel 7.22, Daniel 7.24–25, Daniel 7.26, Daniel 7.27, Daniel 8.1, Daniel 8.1–27, Daniel 8.2, Daniel 8.3–4, Daniel 8.5–12, Daniel 8.10, Daniel 8.11–12, Daniel 8.13–14, Daniel 8.15–16, Daniel 8.17, Daniel 8.19, Daniel 8.19–26, Daniel 8.20, Daniel 8.21, Daniel 8.22, Daniel 8.23–25, Daniel 8.24, Daniel 8.25, Daniel 8.26, Daniel 9.1, Daniel 9.1–19, Daniel 9.2, Daniel 9.3, Daniel 9.4, Daniel 9.4–11, Daniel 9.5, Daniel 9.6, Daniel 9.7–14, Daniel 9.12, Daniel 9.13, Daniel 9.15, Daniel 9.15–19, Daniel 9.16, Daniel 9.17, Daniel 9.18, Daniel 9.19, Daniel 9.20–27, Daniel 9.21, Daniel 9.22, Daniel 9.23, Daniel 9.24, Daniel 9.24–27, Daniel 9.25, Daniel 9.26, Daniel 9.27, Daniel 10.1, Daniel 10.1–12.13, Daniel 10.2–3, Daniel 10.5–6, Daniel 10.7–9, Daniel 10.11, Daniel 10.13, Daniel 10.16, Daniel 10.19, Daniel 10.20, Daniel 10.21, Daniel 11.1, Daniel 11.2, Daniel 11.2–12.7, Daniel 11.3, Daniel 11.4, Daniel 11.5, Daniel 11.5–45, Daniel 11.6, Daniel 11.7–8, Daniel 11.9, Daniel 11.10–12, Daniel 11.12–13, Daniel 11.14, Daniel 11.15, Daniel 11.16, Daniel 11.17, Daniel 11.18, Daniel 11.19, Daniel 11.20, Daniel 11.21–39, Daniel 11.22, Daniel 11.23, Daniel 11.24, Daniel 11.25–27, Daniel 11.28, Daniel 11.29–35, Daniel 11.31, Daniel 11.32–35, Daniel 11.34, Daniel 11.36, Daniel 11.36–40, Daniel 11.37–38, Daniel 11.40, Daniel 11.40–45, Daniel 11.41, Daniel 11.45, Daniel 12.1, Daniel 12.1–7, Daniel 12.2, Daniel 12.3, Daniel 12.4, Daniel 12.5, Daniel 12.7, Daniel 12.8–10, Daniel 12.11–12, Daniel 12.13</w:t>
+      </w:r>
+      <w:r/>
+    </w:p>
+    <w:p>
+      <w:r/>
+      <w:r>
+        <w:t xml:space="preserve"> </w:t>
+      </w:r>
+      <w:r/>
+      <w:r/>
+    </w:p>
+    <w:p>
+      <w:pPr>
+        <w:sectPr>
           <w:footnotePr>
             <w:numRestart w:val="eachSect"/>
           </w:footnotePr>

--- a/por/docx/27.content.docx
+++ b/por/docx/27.content.docx
@@ -163,13 +163,6 @@
         <w:rPr>
           <w:lang w:val="pt_PT" w:bidi="pt_PT"/>
         </w:rPr>
-      </w:r>
-      <w:r>
-        <w:rPr>
-          <w:i/>
-          <w:lang w:val="pt_PT" w:bidi="pt_PT"/>
-        </w:rPr>
-        <w:t>Daniel 1.1, Daniel 1.1–2, Daniel 1.1–21, Daniel 1.1–6.28, Daniel 1.2, Daniel 1.3, Daniel 1.3–7, Daniel 1.4, Daniel 1.5, Daniel 1.6–7, Daniel 1.8, Daniel 1.8–14, Daniel 1.9, Daniel 1.10, Daniel 1.11–13, Daniel 1.12, Daniel 1.13–14, Daniel 1.15–21, Daniel 1.17, Daniel 1.19, Daniel 1.20, Daniel 1.21, Daniel 2.1, Daniel 2.1–3, Daniel 2.1–49, Daniel 2.1–6.28, Daniel 2.2, Daniel 2.3, Daniel 2.4, Daniel 2.9, Daniel 2.10–11, Daniel 2.12, Daniel 2.16, Daniel 2.17–23, Daniel 2.18, Daniel 2.20–23, Daniel 2.21, Daniel 2.24, Daniel 2.25, Daniel 2.26, Daniel 2.27–28, Daniel 2.28, Daniel 2.29–30, Daniel 2.31–33, Daniel 2.32–33, Daniel 2:34, Daniel 2.35, Daniel 2.36–38, Daniel 2.39, Daniel 2.41–42, Daniel 2.43, Daniel 2.44, Daniel 2.45, Daniel 2.46, Daniel 2.47, Daniel 2.48, Daniel 2.49, Daniel 3.1, Daniel 3.1–30, Daniel 3.2, Daniel 3.5, Daniel 3.7, Daniel 3.11, Daniel 3.12, Daniel 3.13, Daniel 3.14, Daniel 3.15, Daniel 3.16–18, Daniel 3.23, Daniel 3.25, Daniel 3.26, Daniel 3.28, Daniel 3.30, Daniel 4.1–37, Daniel 4.4, Daniel 4.5, Daniel 4.7, Daniel 4.8–9, Daniel 4.11, Daniel 4.13, Daniel 4.14–17, Daniel 4.16, Daniel 4.17, Daniel 4.22, Daniel 4.23, Daniel 4.25–26, Daniel 4.27, Daniel 4.28–33, Daniel 4.30, Daniel 4.32, Daniel 4.33, Daniel 4.34–37, Daniel 4.35, Daniel 4.37, Daniel 5.1, Daniel 5.1–30, Daniel 5.2–4, Daniel 5.5–6, Daniel 5.7, Daniel 5.8, Daniel 5.10, Daniel 5.11–12, Daniel 5.15, Daniel 5.17, Daniel 5.18–21, Daniel 5.20, Daniel 5.21, Daniel 5.25–28, Daniel 5.26, Daniel 5.27, Daniel 5.28, Daniel 5.29, Daniel 5.30, Daniel 5.31, Daniel 6.1–28, Daniel 6.2, Daniel 6.3, Daniel 6.3–5, Daniel 6.5, Daniel 6.7, Daniel 6.8, Daniel 6.10–11, Daniel 6.14, Daniel 6.16, Daniel 6.17, Daniel 6.18, Daniel 6.19, Daniel 6.20, Daniel 6.21–22, Daniel 6.25–27, Daniel 6.27, Daniel 6.28, Daniel 7.1, Daniel 7.1–28, Daniel 7.1–12.13, Daniel 7.2, Daniel 7.3–7, Daniel 7.4, Daniel 7.5, Daniel 7.6, Daniel 7.7, Daniel 7.8, Daniel 7.9–10, Daniel 7.10, Daniel 7.11, Daniel 7.12, Daniel 7.13, Daniel 7.13–14, Daniel 7.14, Daniel 7.15–16, Daniel 7.17, Daniel 7.18, Daniel 7.19–28, Daniel 7.21, Daniel 7.22, Daniel 7.24–25, Daniel 7.26, Daniel 7.27, Daniel 8.1, Daniel 8.1–27, Daniel 8.2, Daniel 8.3–4, Daniel 8.5–12, Daniel 8.10, Daniel 8.11–12, Daniel 8.13–14, Daniel 8.15–16, Daniel 8.17, Daniel 8.19, Daniel 8.19–26, Daniel 8.20, Daniel 8.21, Daniel 8.22, Daniel 8.23–25, Daniel 8.24, Daniel 8.25, Daniel 8.26, Daniel 9.1, Daniel 9.1–19, Daniel 9.2, Daniel 9.3, Daniel 9.4, Daniel 9.4–11, Daniel 9.5, Daniel 9.6, Daniel 9.7–14, Daniel 9.12, Daniel 9.13, Daniel 9.15, Daniel 9.15–19, Daniel 9.16, Daniel 9.17, Daniel 9.18, Daniel 9.19, Daniel 9.20–27, Daniel 9.21, Daniel 9.22, Daniel 9.23, Daniel 9.24, Daniel 9.24–27, Daniel 9.25, Daniel 9.26, Daniel 9.27, Daniel 10.1, Daniel 10.1–12.13, Daniel 10.2–3, Daniel 10.5–6, Daniel 10.7–9, Daniel 10.11, Daniel 10.13, Daniel 10.16, Daniel 10.19, Daniel 10.20, Daniel 10.21, Daniel 11.1, Daniel 11.2, Daniel 11.2–12.7, Daniel 11.3, Daniel 11.4, Daniel 11.5, Daniel 11.5–45, Daniel 11.6, Daniel 11.7–8, Daniel 11.9, Daniel 11.10–12, Daniel 11.12–13, Daniel 11.14, Daniel 11.15, Daniel 11.16, Daniel 11.17, Daniel 11.18, Daniel 11.19, Daniel 11.20, Daniel 11.21–39, Daniel 11.22, Daniel 11.23, Daniel 11.24, Daniel 11.25–27, Daniel 11.28, Daniel 11.29–35, Daniel 11.31, Daniel 11.32–35, Daniel 11.34, Daniel 11.36, Daniel 11.36–40, Daniel 11.37–38, Daniel 11.40, Daniel 11.40–45, Daniel 11.41, Daniel 11.45, Daniel 12.1, Daniel 12.1–7, Daniel 12.2, Daniel 12.3, Daniel 12.4, Daniel 12.5, Daniel 12.7, Daniel 12.8–10, Daniel 12.11–12, Daniel 12.13</w:t>
       </w:r>
       <w:r>
         <w:rPr>

--- a/por/docx/27.content.docx
+++ b/por/docx/27.content.docx
@@ -150,19 +150,6 @@
           <w:lang w:val="pt_PT" w:bidi="pt_PT"/>
         </w:rPr>
         <w:t>DAN</w:t>
-      </w:r>
-      <w:r>
-        <w:rPr>
-          <w:lang w:val="pt_PT" w:bidi="pt_PT"/>
-        </w:rPr>
-      </w:r>
-    </w:p>
-    <w:p>
-      <w:pPr/>
-      <w:r>
-        <w:rPr>
-          <w:lang w:val="pt_PT" w:bidi="pt_PT"/>
-        </w:rPr>
       </w:r>
       <w:r>
         <w:rPr>

--- a/por/docx/27.content.docx
+++ b/por/docx/27.content.docx
@@ -19,7 +19,7 @@
         <w:rPr>
           <w:lang w:val="pt_PT" w:bidi="pt_PT"/>
         </w:rPr>
-        <w:t>Resource: Notas de Estudo (Tyndale)</w:t>
+        <w:t>Resource: Tyndale Open Study Notes</w:t>
       </w:r>
       <w:r>
         <w:rPr>
@@ -112,7 +112,7 @@
         <w:rPr>
           <w:lang w:val="pt_PT" w:bidi="pt_PT"/>
         </w:rPr>
-        <w:t>Notas de Estudo (Tyndale)</w:t>
+        <w:t>Tyndale Open Study Notes</w:t>
       </w:r>
     </w:p>
     <w:p>

--- a/por/docx/27.content.docx
+++ b/por/docx/27.content.docx
@@ -19,7 +19,7 @@
         <w:rPr>
           <w:lang w:val="pt_PT" w:bidi="pt_PT"/>
         </w:rPr>
-        <w:t>Resource: Tyndale Open Study Notes</w:t>
+        <w:t>Resource: Aquifer Open Study Notes</w:t>
       </w:r>
       <w:r>
         <w:rPr>
@@ -112,7 +112,7 @@
         <w:rPr>
           <w:lang w:val="pt_PT" w:bidi="pt_PT"/>
         </w:rPr>
-        <w:t>Tyndale Open Study Notes</w:t>
+        <w:t>Aquifer Open Study Notes</w:t>
       </w:r>
     </w:p>
     <w:p>
